--- a/관리및일지/251219.프로젝트명_작업일지_1조.docx
+++ b/관리및일지/251219.프로젝트명_작업일지_1조.docx
@@ -570,7 +570,6 @@
                 <w:sz w:val="20"/>
               </w:rPr>
             </w:pPr>
-            <w:proofErr w:type="spellStart"/>
             <w:r>
               <w:rPr>
                 <w:b/>
@@ -579,7 +578,6 @@
               </w:rPr>
               <w:t>팀명</w:t>
             </w:r>
-            <w:proofErr w:type="spellEnd"/>
           </w:p>
         </w:tc>
         <w:tc>
@@ -766,39 +764,12 @@
                 <w:sz w:val="24"/>
               </w:rPr>
             </w:pPr>
-            <w:proofErr w:type="spellStart"/>
-            <w:proofErr w:type="gramStart"/>
-            <w:r>
-              <w:rPr>
-                <w:rFonts w:hint="eastAsia"/>
-                <w:sz w:val="24"/>
-              </w:rPr>
-              <w:t>고은채</w:t>
-            </w:r>
-            <w:proofErr w:type="spellEnd"/>
-            <w:proofErr w:type="gramEnd"/>
-            <w:r>
-              <w:rPr>
-                <w:rFonts w:hint="eastAsia"/>
-                <w:sz w:val="24"/>
-              </w:rPr>
-              <w:t xml:space="preserve">, 김동준, </w:t>
-            </w:r>
-            <w:proofErr w:type="spellStart"/>
-            <w:r>
-              <w:rPr>
-                <w:rFonts w:hint="eastAsia"/>
-                <w:sz w:val="24"/>
-              </w:rPr>
-              <w:t>김재학</w:t>
-            </w:r>
-            <w:proofErr w:type="spellEnd"/>
-            <w:r>
-              <w:rPr>
-                <w:rFonts w:hint="eastAsia"/>
-                <w:sz w:val="24"/>
-              </w:rPr>
-              <w:t>, 김지훈, 백승도</w:t>
+            <w:r>
+              <w:rPr>
+                <w:rFonts w:hint="eastAsia"/>
+                <w:sz w:val="24"/>
+              </w:rPr>
+              <w:t>고은채, 김동준, 김재학, 김지훈, 백승도</w:t>
             </w:r>
           </w:p>
         </w:tc>
@@ -1432,23 +1403,7 @@
                 <w:rFonts w:hint="eastAsia"/>
                 <w:sz w:val="24"/>
               </w:rPr>
-              <w:t xml:space="preserve">데이터 </w:t>
-            </w:r>
-            <w:proofErr w:type="spellStart"/>
-            <w:r>
-              <w:rPr>
-                <w:rFonts w:hint="eastAsia"/>
-                <w:sz w:val="24"/>
-              </w:rPr>
-              <w:t>전처리</w:t>
-            </w:r>
-            <w:proofErr w:type="spellEnd"/>
-            <w:r>
-              <w:rPr>
-                <w:rFonts w:hint="eastAsia"/>
-                <w:sz w:val="24"/>
-              </w:rPr>
-              <w:t xml:space="preserve"> 및 통합 (3일)</w:t>
+              <w:t>데이터 전처리 및 통합 (3일)</w:t>
             </w:r>
           </w:p>
           <w:p>
@@ -1589,23 +1544,7 @@
                 <w:rFonts w:hint="eastAsia"/>
                 <w:sz w:val="24"/>
               </w:rPr>
-              <w:t xml:space="preserve">개발 </w:t>
-            </w:r>
-            <w:proofErr w:type="gramStart"/>
-            <w:r>
-              <w:rPr>
-                <w:rFonts w:hint="eastAsia"/>
-                <w:sz w:val="24"/>
-              </w:rPr>
-              <w:t>언어 :</w:t>
-            </w:r>
-            <w:proofErr w:type="gramEnd"/>
-            <w:r>
-              <w:rPr>
-                <w:rFonts w:hint="eastAsia"/>
-                <w:sz w:val="24"/>
-              </w:rPr>
-              <w:t xml:space="preserve"> Python,</w:t>
+              <w:t>개발 언어 : Python,</w:t>
             </w:r>
           </w:p>
           <w:p>
@@ -1630,65 +1569,8 @@
                 <w:rFonts w:hint="eastAsia"/>
                 <w:sz w:val="24"/>
               </w:rPr>
-              <w:t xml:space="preserve">주요 </w:t>
-            </w:r>
-            <w:proofErr w:type="gramStart"/>
-            <w:r>
-              <w:rPr>
-                <w:rFonts w:hint="eastAsia"/>
-                <w:sz w:val="24"/>
-              </w:rPr>
-              <w:t>라이브러리 :</w:t>
-            </w:r>
-            <w:proofErr w:type="gramEnd"/>
-            <w:r>
-              <w:rPr>
-                <w:rFonts w:hint="eastAsia"/>
-                <w:sz w:val="24"/>
-              </w:rPr>
-              <w:t xml:space="preserve"> Pandas, </w:t>
-            </w:r>
-            <w:proofErr w:type="spellStart"/>
-            <w:r>
-              <w:rPr>
-                <w:rFonts w:hint="eastAsia"/>
-                <w:sz w:val="24"/>
-              </w:rPr>
-              <w:t>Numpy</w:t>
-            </w:r>
-            <w:proofErr w:type="spellEnd"/>
-            <w:r>
-              <w:rPr>
-                <w:rFonts w:hint="eastAsia"/>
-                <w:sz w:val="24"/>
-              </w:rPr>
-              <w:t xml:space="preserve">, Matplotlib, </w:t>
-            </w:r>
-            <w:proofErr w:type="spellStart"/>
-            <w:r>
-              <w:rPr>
-                <w:rFonts w:hint="eastAsia"/>
-                <w:sz w:val="24"/>
-              </w:rPr>
-              <w:t>Tensorflow</w:t>
-            </w:r>
-            <w:proofErr w:type="spellEnd"/>
-            <w:r>
-              <w:rPr>
-                <w:rFonts w:hint="eastAsia"/>
-                <w:sz w:val="24"/>
-              </w:rPr>
-              <w:t xml:space="preserve">, </w:t>
-            </w:r>
-            <w:proofErr w:type="spellStart"/>
-            <w:r>
-              <w:rPr>
-                <w:rFonts w:hint="eastAsia"/>
-                <w:sz w:val="24"/>
-              </w:rPr>
-              <w:t>Sklearn</w:t>
-            </w:r>
-            <w:proofErr w:type="spellEnd"/>
+              <w:t>주요 라이브러리 : Pandas, Numpy, Matplotlib, Tensorflow, Sklearn</w:t>
+            </w:r>
           </w:p>
           <w:p>
             <w:pPr>
@@ -2287,7 +2169,6 @@
                 <w:sz w:val="20"/>
               </w:rPr>
             </w:pPr>
-            <w:proofErr w:type="spellStart"/>
             <w:r>
               <w:rPr>
                 <w:b/>
@@ -2296,7 +2177,6 @@
               </w:rPr>
               <w:t>팀명</w:t>
             </w:r>
-            <w:proofErr w:type="spellEnd"/>
           </w:p>
         </w:tc>
         <w:tc>
@@ -2497,39 +2377,12 @@
                 <w:sz w:val="24"/>
               </w:rPr>
             </w:pPr>
-            <w:proofErr w:type="spellStart"/>
-            <w:proofErr w:type="gramStart"/>
-            <w:r>
-              <w:rPr>
-                <w:rFonts w:hint="eastAsia"/>
-                <w:sz w:val="24"/>
-              </w:rPr>
-              <w:t>고은채</w:t>
-            </w:r>
-            <w:proofErr w:type="spellEnd"/>
-            <w:proofErr w:type="gramEnd"/>
-            <w:r>
-              <w:rPr>
-                <w:rFonts w:hint="eastAsia"/>
-                <w:sz w:val="24"/>
-              </w:rPr>
-              <w:t xml:space="preserve">, 김동준, </w:t>
-            </w:r>
-            <w:proofErr w:type="spellStart"/>
-            <w:r>
-              <w:rPr>
-                <w:rFonts w:hint="eastAsia"/>
-                <w:sz w:val="24"/>
-              </w:rPr>
-              <w:t>김재학</w:t>
-            </w:r>
-            <w:proofErr w:type="spellEnd"/>
-            <w:r>
-              <w:rPr>
-                <w:rFonts w:hint="eastAsia"/>
-                <w:sz w:val="24"/>
-              </w:rPr>
-              <w:t>, 김지훈, 백승도</w:t>
+            <w:r>
+              <w:rPr>
+                <w:rFonts w:hint="eastAsia"/>
+                <w:sz w:val="24"/>
+              </w:rPr>
+              <w:t>고은채, 김동준, 김재학, 김지훈, 백승도</w:t>
             </w:r>
           </w:p>
         </w:tc>
@@ -2944,14 +2797,12 @@
                 <w:sz w:val="24"/>
               </w:rPr>
             </w:pPr>
-            <w:proofErr w:type="spellStart"/>
             <w:r>
               <w:rPr>
                 <w:sz w:val="24"/>
               </w:rPr>
               <w:t>법정동</w:t>
             </w:r>
-            <w:proofErr w:type="spellEnd"/>
             <w:r>
               <w:rPr>
                 <w:rFonts w:hint="eastAsia"/>
@@ -3101,21 +2952,7 @@
               <w:rPr>
                 <w:sz w:val="24"/>
               </w:rPr>
-              <w:t xml:space="preserve">지역 매핑을 위한 </w:t>
-            </w:r>
-            <w:proofErr w:type="spellStart"/>
-            <w:r>
-              <w:rPr>
-                <w:sz w:val="24"/>
-              </w:rPr>
-              <w:t>법정동</w:t>
-            </w:r>
-            <w:proofErr w:type="spellEnd"/>
-            <w:r>
-              <w:rPr>
-                <w:sz w:val="24"/>
-              </w:rPr>
-              <w:t xml:space="preserve"> 코드</w:t>
+              <w:t>지역 매핑을 위한 법정동 코드</w:t>
             </w:r>
           </w:p>
           <w:p>
@@ -3543,7 +3380,6 @@
                 <w:sz w:val="20"/>
               </w:rPr>
             </w:pPr>
-            <w:proofErr w:type="spellStart"/>
             <w:r>
               <w:rPr>
                 <w:b/>
@@ -3552,7 +3388,6 @@
               </w:rPr>
               <w:t>팀명</w:t>
             </w:r>
-            <w:proofErr w:type="spellEnd"/>
           </w:p>
         </w:tc>
         <w:tc>
@@ -3767,39 +3602,12 @@
                 <w:sz w:val="24"/>
               </w:rPr>
             </w:pPr>
-            <w:proofErr w:type="spellStart"/>
-            <w:proofErr w:type="gramStart"/>
-            <w:r>
-              <w:rPr>
-                <w:rFonts w:hint="eastAsia"/>
-                <w:sz w:val="24"/>
-              </w:rPr>
-              <w:t>고은채</w:t>
-            </w:r>
-            <w:proofErr w:type="spellEnd"/>
-            <w:proofErr w:type="gramEnd"/>
-            <w:r>
-              <w:rPr>
-                <w:rFonts w:hint="eastAsia"/>
-                <w:sz w:val="24"/>
-              </w:rPr>
-              <w:t xml:space="preserve">, 김동준, </w:t>
-            </w:r>
-            <w:proofErr w:type="spellStart"/>
-            <w:r>
-              <w:rPr>
-                <w:rFonts w:hint="eastAsia"/>
-                <w:sz w:val="24"/>
-              </w:rPr>
-              <w:t>김재학</w:t>
-            </w:r>
-            <w:proofErr w:type="spellEnd"/>
-            <w:r>
-              <w:rPr>
-                <w:rFonts w:hint="eastAsia"/>
-                <w:sz w:val="24"/>
-              </w:rPr>
-              <w:t>, 김지훈, 백승도</w:t>
+            <w:r>
+              <w:rPr>
+                <w:rFonts w:hint="eastAsia"/>
+                <w:sz w:val="24"/>
+              </w:rPr>
+              <w:t>고은채, 김동준, 김재학, 김지훈, 백승도</w:t>
             </w:r>
           </w:p>
         </w:tc>
@@ -3925,21 +3733,7 @@
               <w:rPr>
                 <w:sz w:val="24"/>
               </w:rPr>
-              <w:t xml:space="preserve">데이터 </w:t>
-            </w:r>
-            <w:proofErr w:type="spellStart"/>
-            <w:r>
-              <w:rPr>
-                <w:sz w:val="24"/>
-              </w:rPr>
-              <w:t>전처리</w:t>
-            </w:r>
-            <w:proofErr w:type="spellEnd"/>
-            <w:r>
-              <w:rPr>
-                <w:sz w:val="24"/>
-              </w:rPr>
-              <w:t xml:space="preserve"> 및 통합</w:t>
+              <w:t>데이터 전처리 및 통합</w:t>
             </w:r>
           </w:p>
         </w:tc>
@@ -4095,23 +3889,13 @@
                 <w:sz w:val="24"/>
               </w:rPr>
             </w:pPr>
-            <w:proofErr w:type="spellStart"/>
             <w:r>
               <w:rPr>
                 <w:b/>
                 <w:bCs/>
                 <w:sz w:val="24"/>
               </w:rPr>
-              <w:t>전처리</w:t>
-            </w:r>
-            <w:proofErr w:type="spellEnd"/>
-            <w:r>
-              <w:rPr>
-                <w:b/>
-                <w:bCs/>
-                <w:sz w:val="24"/>
-              </w:rPr>
-              <w:t xml:space="preserve"> 목표</w:t>
+              <w:t>전처리 목표</w:t>
             </w:r>
           </w:p>
           <w:p>
@@ -4183,21 +3967,7 @@
               <w:rPr>
                 <w:sz w:val="24"/>
               </w:rPr>
-              <w:t>일별·</w:t>
-            </w:r>
-            <w:proofErr w:type="spellStart"/>
-            <w:r>
-              <w:rPr>
-                <w:sz w:val="24"/>
-              </w:rPr>
-              <w:t>법정동</w:t>
-            </w:r>
-            <w:proofErr w:type="spellEnd"/>
-            <w:r>
-              <w:rPr>
-                <w:sz w:val="24"/>
-              </w:rPr>
-              <w:t xml:space="preserve"> 단위 전력 사용량 예측을 위한 데이터 구조 설계</w:t>
+              <w:t>일별·법정동 단위 전력 사용량 예측을 위한 데이터 구조 설계</w:t>
             </w:r>
           </w:p>
           <w:p>
@@ -4306,19 +4076,8 @@
                 <w:bCs/>
                 <w:sz w:val="24"/>
               </w:rPr>
-              <w:t xml:space="preserve">전력 데이터 </w:t>
-            </w:r>
-            <w:proofErr w:type="spellStart"/>
-            <w:r>
-              <w:rPr>
-                <w:rFonts w:hint="eastAsia"/>
-                <w:b/>
-                <w:bCs/>
-                <w:sz w:val="24"/>
-              </w:rPr>
-              <w:t>전처리</w:t>
-            </w:r>
-            <w:proofErr w:type="spellEnd"/>
+              <w:t>전력 데이터 전처리</w:t>
+            </w:r>
           </w:p>
           <w:p>
             <w:pPr>
@@ -4362,21 +4121,12 @@
                 <w:sz w:val="24"/>
               </w:rPr>
             </w:pPr>
-            <w:proofErr w:type="spellStart"/>
-            <w:r>
-              <w:rPr>
-                <w:rFonts w:hint="eastAsia"/>
-                <w:sz w:val="24"/>
-              </w:rPr>
-              <w:t>법정동코드</w:t>
-            </w:r>
-            <w:proofErr w:type="spellEnd"/>
-            <w:r>
-              <w:rPr>
-                <w:rFonts w:hint="eastAsia"/>
-                <w:sz w:val="24"/>
-              </w:rPr>
-              <w:t xml:space="preserve"> -&gt; 법정동명</w:t>
+            <w:r>
+              <w:rPr>
+                <w:rFonts w:hint="eastAsia"/>
+                <w:sz w:val="24"/>
+              </w:rPr>
+              <w:t>법정동코드 -&gt; 법정동명</w:t>
             </w:r>
           </w:p>
           <w:p>
@@ -4419,19 +4169,8 @@
                 <w:bCs/>
                 <w:sz w:val="24"/>
               </w:rPr>
-              <w:t xml:space="preserve">기상 데이터 </w:t>
-            </w:r>
-            <w:proofErr w:type="spellStart"/>
-            <w:r>
-              <w:rPr>
-                <w:rFonts w:hint="eastAsia"/>
-                <w:b/>
-                <w:bCs/>
-                <w:sz w:val="24"/>
-              </w:rPr>
-              <w:t>전처리</w:t>
-            </w:r>
-            <w:proofErr w:type="spellEnd"/>
+              <w:t>기상 데이터 전처리</w:t>
+            </w:r>
           </w:p>
           <w:p>
             <w:pPr>
@@ -4450,37 +4189,12 @@
                 <w:sz w:val="24"/>
               </w:rPr>
             </w:pPr>
-            <w:proofErr w:type="spellStart"/>
-            <w:r>
-              <w:rPr>
-                <w:rFonts w:hint="eastAsia"/>
-                <w:sz w:val="24"/>
-              </w:rPr>
-              <w:t>결측치</w:t>
-            </w:r>
-            <w:proofErr w:type="spellEnd"/>
-            <w:r>
-              <w:rPr>
-                <w:rFonts w:hint="eastAsia"/>
-                <w:sz w:val="24"/>
-              </w:rPr>
-              <w:t xml:space="preserve"> 및 </w:t>
-            </w:r>
-            <w:proofErr w:type="spellStart"/>
-            <w:r>
-              <w:rPr>
-                <w:rFonts w:hint="eastAsia"/>
-                <w:sz w:val="24"/>
-              </w:rPr>
-              <w:t>빈측치</w:t>
-            </w:r>
-            <w:proofErr w:type="spellEnd"/>
-            <w:r>
-              <w:rPr>
-                <w:rFonts w:hint="eastAsia"/>
-                <w:sz w:val="24"/>
-              </w:rPr>
-              <w:t xml:space="preserve"> 처리</w:t>
+            <w:r>
+              <w:rPr>
+                <w:rFonts w:hint="eastAsia"/>
+                <w:sz w:val="24"/>
+              </w:rPr>
+              <w:t>결측치 및 빈측치 처리</w:t>
             </w:r>
           </w:p>
           <w:p>
@@ -4573,21 +4287,7 @@
               <w:rPr>
                 <w:sz w:val="24"/>
               </w:rPr>
-              <w:t xml:space="preserve">개발 </w:t>
-            </w:r>
-            <w:proofErr w:type="gramStart"/>
-            <w:r>
-              <w:rPr>
-                <w:sz w:val="24"/>
-              </w:rPr>
-              <w:t>언어 :</w:t>
-            </w:r>
-            <w:proofErr w:type="gramEnd"/>
-            <w:r>
-              <w:rPr>
-                <w:sz w:val="24"/>
-              </w:rPr>
-              <w:t xml:space="preserve"> Python</w:t>
+              <w:t>개발 언어 : Python</w:t>
             </w:r>
           </w:p>
           <w:p>
@@ -4612,23 +4312,7 @@
                 <w:rFonts w:hint="eastAsia"/>
                 <w:sz w:val="24"/>
               </w:rPr>
-              <w:t xml:space="preserve">주요 </w:t>
-            </w:r>
-            <w:proofErr w:type="gramStart"/>
-            <w:r>
-              <w:rPr>
-                <w:rFonts w:hint="eastAsia"/>
-                <w:sz w:val="24"/>
-              </w:rPr>
-              <w:t>라이브러리 :</w:t>
-            </w:r>
-            <w:proofErr w:type="gramEnd"/>
-            <w:r>
-              <w:rPr>
-                <w:rFonts w:hint="eastAsia"/>
-                <w:sz w:val="24"/>
-              </w:rPr>
-              <w:t xml:space="preserve"> </w:t>
+              <w:t xml:space="preserve">주요 라이브러리 : </w:t>
             </w:r>
             <w:r>
               <w:rPr>
@@ -5019,7 +4703,6 @@
                 <w:sz w:val="20"/>
               </w:rPr>
             </w:pPr>
-            <w:proofErr w:type="spellStart"/>
             <w:r>
               <w:rPr>
                 <w:b/>
@@ -5028,7 +4711,6 @@
               </w:rPr>
               <w:t>팀명</w:t>
             </w:r>
-            <w:proofErr w:type="spellEnd"/>
           </w:p>
         </w:tc>
         <w:tc>
@@ -5134,10 +4816,38 @@
               <w:pStyle w:val="TableParagraph"/>
               <w:jc w:val="center"/>
               <w:rPr>
-                <w:rFonts w:ascii="Times New Roman"/>
-                <w:sz w:val="24"/>
-              </w:rPr>
-            </w:pPr>
+                <w:rFonts w:ascii="Times New Roman" w:hint="eastAsia"/>
+                <w:sz w:val="24"/>
+              </w:rPr>
+            </w:pPr>
+            <w:r>
+              <w:rPr>
+                <w:rFonts w:ascii="Times New Roman" w:hint="eastAsia"/>
+                <w:sz w:val="24"/>
+              </w:rPr>
+              <w:t>12</w:t>
+            </w:r>
+            <w:r>
+              <w:rPr>
+                <w:rFonts w:ascii="Times New Roman" w:hint="eastAsia"/>
+                <w:sz w:val="24"/>
+              </w:rPr>
+              <w:t>월</w:t>
+            </w:r>
+            <w:r>
+              <w:rPr>
+                <w:rFonts w:ascii="Times New Roman" w:hint="eastAsia"/>
+                <w:sz w:val="24"/>
+              </w:rPr>
+              <w:t xml:space="preserve"> 26</w:t>
+            </w:r>
+            <w:r>
+              <w:rPr>
+                <w:rFonts w:ascii="Times New Roman" w:hint="eastAsia"/>
+                <w:sz w:val="24"/>
+              </w:rPr>
+              <w:t>일</w:t>
+            </w:r>
           </w:p>
         </w:tc>
       </w:tr>
@@ -5194,39 +4904,12 @@
                 <w:sz w:val="24"/>
               </w:rPr>
             </w:pPr>
-            <w:proofErr w:type="spellStart"/>
-            <w:proofErr w:type="gramStart"/>
-            <w:r>
-              <w:rPr>
-                <w:rFonts w:hint="eastAsia"/>
-                <w:sz w:val="24"/>
-              </w:rPr>
-              <w:t>고은채</w:t>
-            </w:r>
-            <w:proofErr w:type="spellEnd"/>
-            <w:proofErr w:type="gramEnd"/>
-            <w:r>
-              <w:rPr>
-                <w:rFonts w:hint="eastAsia"/>
-                <w:sz w:val="24"/>
-              </w:rPr>
-              <w:t xml:space="preserve">, 김동준, </w:t>
-            </w:r>
-            <w:proofErr w:type="spellStart"/>
-            <w:r>
-              <w:rPr>
-                <w:rFonts w:hint="eastAsia"/>
-                <w:sz w:val="24"/>
-              </w:rPr>
-              <w:t>김재학</w:t>
-            </w:r>
-            <w:proofErr w:type="spellEnd"/>
-            <w:r>
-              <w:rPr>
-                <w:rFonts w:hint="eastAsia"/>
-                <w:sz w:val="24"/>
-              </w:rPr>
-              <w:t>, 김지훈, 백승도</w:t>
+            <w:r>
+              <w:rPr>
+                <w:rFonts w:hint="eastAsia"/>
+                <w:sz w:val="24"/>
+              </w:rPr>
+              <w:t>고은채, 김동준, 김재학, 김지훈, 백승도</w:t>
             </w:r>
           </w:p>
         </w:tc>
@@ -5820,7 +5503,6 @@
                 <w:sz w:val="24"/>
               </w:rPr>
             </w:pPr>
-            <w:proofErr w:type="spellStart"/>
             <w:r>
               <w:rPr>
                 <w:sz w:val="24"/>
@@ -5838,14 +5520,7 @@
               <w:rPr>
                 <w:sz w:val="24"/>
               </w:rPr>
-              <w:t>성</w:t>
-            </w:r>
-            <w:proofErr w:type="spellEnd"/>
-            <w:r>
-              <w:rPr>
-                <w:sz w:val="24"/>
-              </w:rPr>
-              <w:t xml:space="preserve"> 검</w:t>
+              <w:t>성 검</w:t>
             </w:r>
             <w:r>
               <w:rPr>
@@ -5945,21 +5620,7 @@
               <w:rPr>
                 <w:sz w:val="24"/>
               </w:rPr>
-              <w:t xml:space="preserve">개발 </w:t>
-            </w:r>
-            <w:proofErr w:type="gramStart"/>
-            <w:r>
-              <w:rPr>
-                <w:sz w:val="24"/>
-              </w:rPr>
-              <w:t>언어 :</w:t>
-            </w:r>
-            <w:proofErr w:type="gramEnd"/>
-            <w:r>
-              <w:rPr>
-                <w:sz w:val="24"/>
-              </w:rPr>
-              <w:t xml:space="preserve"> Python</w:t>
+              <w:t>개발 언어 : Python</w:t>
             </w:r>
           </w:p>
           <w:p>
@@ -5990,21 +5651,7 @@
               <w:rPr>
                 <w:sz w:val="24"/>
               </w:rPr>
-              <w:t xml:space="preserve">요 </w:t>
-            </w:r>
-            <w:proofErr w:type="gramStart"/>
-            <w:r>
-              <w:rPr>
-                <w:sz w:val="24"/>
-              </w:rPr>
-              <w:t>라이브러리 :</w:t>
-            </w:r>
-            <w:proofErr w:type="gramEnd"/>
-            <w:r>
-              <w:rPr>
-                <w:sz w:val="24"/>
-              </w:rPr>
-              <w:t xml:space="preserve"> Pandas, NumPy, Matplotlib, Seaborn, Scikit-learn</w:t>
+              <w:t>요 라이브러리 : Pandas, NumPy, Matplotlib, Seaborn, Scikit-learn</w:t>
             </w:r>
           </w:p>
         </w:tc>
@@ -6369,7 +6016,6 @@
                 <w:sz w:val="20"/>
               </w:rPr>
             </w:pPr>
-            <w:proofErr w:type="spellStart"/>
             <w:r>
               <w:rPr>
                 <w:b/>
@@ -6378,7 +6024,6 @@
               </w:rPr>
               <w:t>팀명</w:t>
             </w:r>
-            <w:proofErr w:type="spellEnd"/>
           </w:p>
         </w:tc>
         <w:tc>
@@ -6484,10 +6129,38 @@
               <w:pStyle w:val="TableParagraph"/>
               <w:jc w:val="center"/>
               <w:rPr>
-                <w:rFonts w:ascii="Times New Roman"/>
-                <w:sz w:val="24"/>
-              </w:rPr>
-            </w:pPr>
+                <w:rFonts w:ascii="Times New Roman" w:hint="eastAsia"/>
+                <w:sz w:val="24"/>
+              </w:rPr>
+            </w:pPr>
+            <w:r>
+              <w:rPr>
+                <w:rFonts w:ascii="Times New Roman" w:hint="eastAsia"/>
+                <w:sz w:val="24"/>
+              </w:rPr>
+              <w:t>12</w:t>
+            </w:r>
+            <w:r>
+              <w:rPr>
+                <w:rFonts w:ascii="Times New Roman" w:hint="eastAsia"/>
+                <w:sz w:val="24"/>
+              </w:rPr>
+              <w:t>월</w:t>
+            </w:r>
+            <w:r>
+              <w:rPr>
+                <w:rFonts w:ascii="Times New Roman" w:hint="eastAsia"/>
+                <w:sz w:val="24"/>
+              </w:rPr>
+              <w:t xml:space="preserve"> 30</w:t>
+            </w:r>
+            <w:r>
+              <w:rPr>
+                <w:rFonts w:ascii="Times New Roman" w:hint="eastAsia"/>
+                <w:sz w:val="24"/>
+              </w:rPr>
+              <w:t>일</w:t>
+            </w:r>
           </w:p>
         </w:tc>
       </w:tr>
@@ -6544,39 +6217,12 @@
                 <w:sz w:val="24"/>
               </w:rPr>
             </w:pPr>
-            <w:proofErr w:type="spellStart"/>
-            <w:proofErr w:type="gramStart"/>
-            <w:r>
-              <w:rPr>
-                <w:rFonts w:hint="eastAsia"/>
-                <w:sz w:val="24"/>
-              </w:rPr>
-              <w:t>고은채</w:t>
-            </w:r>
-            <w:proofErr w:type="spellEnd"/>
-            <w:proofErr w:type="gramEnd"/>
-            <w:r>
-              <w:rPr>
-                <w:rFonts w:hint="eastAsia"/>
-                <w:sz w:val="24"/>
-              </w:rPr>
-              <w:t xml:space="preserve">, 김동준, </w:t>
-            </w:r>
-            <w:proofErr w:type="spellStart"/>
-            <w:r>
-              <w:rPr>
-                <w:rFonts w:hint="eastAsia"/>
-                <w:sz w:val="24"/>
-              </w:rPr>
-              <w:t>김재학</w:t>
-            </w:r>
-            <w:proofErr w:type="spellEnd"/>
-            <w:r>
-              <w:rPr>
-                <w:rFonts w:hint="eastAsia"/>
-                <w:sz w:val="24"/>
-              </w:rPr>
-              <w:t>, 김지훈, 백승도</w:t>
+            <w:r>
+              <w:rPr>
+                <w:rFonts w:hint="eastAsia"/>
+                <w:sz w:val="24"/>
+              </w:rPr>
+              <w:t>고은채, 김동준, 김재학, 김지훈, 백승도</w:t>
             </w:r>
           </w:p>
         </w:tc>
@@ -6945,7 +6591,6 @@
                 <w:sz w:val="24"/>
               </w:rPr>
             </w:pPr>
-            <w:proofErr w:type="spellStart"/>
             <w:r>
               <w:rPr>
                 <w:rFonts w:hint="eastAsia"/>
@@ -6955,7 +6600,6 @@
               </w:rPr>
               <w:t>머신러닝</w:t>
             </w:r>
-            <w:proofErr w:type="spellEnd"/>
           </w:p>
           <w:p>
             <w:pPr>
@@ -6973,42 +6617,18 @@
                 <w:sz w:val="24"/>
               </w:rPr>
             </w:pPr>
-            <w:proofErr w:type="spellStart"/>
-            <w:r>
-              <w:rPr>
-                <w:sz w:val="24"/>
-              </w:rPr>
-              <w:t>GridSearchCV</w:t>
-            </w:r>
-            <w:proofErr w:type="spellEnd"/>
-            <w:r>
-              <w:rPr>
-                <w:sz w:val="24"/>
-              </w:rPr>
-              <w:t>를 활용한 최적</w:t>
-            </w:r>
-            <w:r>
-              <w:rPr>
-                <w:rFonts w:hint="eastAsia"/>
-                <w:sz w:val="24"/>
-              </w:rPr>
-              <w:t xml:space="preserve">의 </w:t>
-            </w:r>
-            <w:proofErr w:type="spellStart"/>
-            <w:r>
-              <w:rPr>
-                <w:rFonts w:hint="eastAsia"/>
-                <w:sz w:val="24"/>
-              </w:rPr>
-              <w:t>하이퍼</w:t>
-            </w:r>
-            <w:proofErr w:type="spellEnd"/>
-            <w:r>
-              <w:rPr>
-                <w:rFonts w:hint="eastAsia"/>
-                <w:sz w:val="24"/>
-              </w:rPr>
-              <w:t xml:space="preserve"> </w:t>
+            <w:r>
+              <w:rPr>
+                <w:sz w:val="24"/>
+              </w:rPr>
+              <w:t>GridSearchCV를 활용한 최적</w:t>
+            </w:r>
+            <w:r>
+              <w:rPr>
+                <w:rFonts w:hint="eastAsia"/>
+                <w:sz w:val="24"/>
+              </w:rPr>
+              <w:t xml:space="preserve">의 하이퍼 </w:t>
             </w:r>
             <w:r>
               <w:rPr>
@@ -7038,7 +6658,14 @@
                 <w:rFonts w:hint="eastAsia"/>
                 <w:sz w:val="24"/>
               </w:rPr>
-              <w:t>Random Forest, Gradient Boosting 등 다양한 모델 구현</w:t>
+              <w:t>XGBoost, LGBM</w:t>
+            </w:r>
+            <w:r>
+              <w:rPr>
+                <w:rFonts w:hint="eastAsia"/>
+                <w:sz w:val="24"/>
+              </w:rPr>
+              <w:t xml:space="preserve"> 등 다양한 모델 구현</w:t>
             </w:r>
           </w:p>
           <w:p>
@@ -7188,21 +6815,7 @@
               <w:rPr>
                 <w:sz w:val="24"/>
               </w:rPr>
-              <w:t xml:space="preserve">개발 </w:t>
-            </w:r>
-            <w:proofErr w:type="gramStart"/>
-            <w:r>
-              <w:rPr>
-                <w:sz w:val="24"/>
-              </w:rPr>
-              <w:t>언어 :</w:t>
-            </w:r>
-            <w:proofErr w:type="gramEnd"/>
-            <w:r>
-              <w:rPr>
-                <w:sz w:val="24"/>
-              </w:rPr>
-              <w:t xml:space="preserve"> Python</w:t>
+              <w:t>개발 언어 : Python</w:t>
             </w:r>
           </w:p>
           <w:p>
@@ -7239,21 +6852,7 @@
               <w:rPr>
                 <w:sz w:val="24"/>
               </w:rPr>
-              <w:t xml:space="preserve">요 </w:t>
-            </w:r>
-            <w:proofErr w:type="gramStart"/>
-            <w:r>
-              <w:rPr>
-                <w:sz w:val="24"/>
-              </w:rPr>
-              <w:t>라이브러리 :</w:t>
-            </w:r>
-            <w:proofErr w:type="gramEnd"/>
-            <w:r>
-              <w:rPr>
-                <w:sz w:val="24"/>
-              </w:rPr>
-              <w:t xml:space="preserve"> Pandas, NumPy,</w:t>
+              <w:t>요 라이브러리 : Pandas, NumPy,</w:t>
             </w:r>
             <w:r>
               <w:rPr>
@@ -7273,17 +6872,8 @@
                 <w:rFonts w:hint="eastAsia"/>
                 <w:sz w:val="24"/>
               </w:rPr>
-              <w:t xml:space="preserve">, </w:t>
-            </w:r>
-            <w:proofErr w:type="spellStart"/>
-            <w:r>
-              <w:rPr>
-                <w:rFonts w:hint="eastAsia"/>
-                <w:sz w:val="24"/>
-              </w:rPr>
-              <w:t>tensorflow</w:t>
-            </w:r>
-            <w:proofErr w:type="spellEnd"/>
+              <w:t>, tensorflow</w:t>
+            </w:r>
           </w:p>
         </w:tc>
       </w:tr>
@@ -7646,7 +7236,6 @@
                 <w:sz w:val="20"/>
               </w:rPr>
             </w:pPr>
-            <w:proofErr w:type="spellStart"/>
             <w:r>
               <w:rPr>
                 <w:b/>
@@ -7655,7 +7244,6 @@
               </w:rPr>
               <w:t>팀명</w:t>
             </w:r>
-            <w:proofErr w:type="spellEnd"/>
           </w:p>
         </w:tc>
         <w:tc>
@@ -7761,10 +7349,38 @@
               <w:pStyle w:val="TableParagraph"/>
               <w:jc w:val="center"/>
               <w:rPr>
-                <w:rFonts w:ascii="Times New Roman"/>
-                <w:sz w:val="24"/>
-              </w:rPr>
-            </w:pPr>
+                <w:rFonts w:ascii="Times New Roman" w:hint="eastAsia"/>
+                <w:sz w:val="24"/>
+              </w:rPr>
+            </w:pPr>
+            <w:r>
+              <w:rPr>
+                <w:rFonts w:ascii="Times New Roman" w:hint="eastAsia"/>
+                <w:sz w:val="24"/>
+              </w:rPr>
+              <w:t>1</w:t>
+            </w:r>
+            <w:r>
+              <w:rPr>
+                <w:rFonts w:ascii="Times New Roman" w:hint="eastAsia"/>
+                <w:sz w:val="24"/>
+              </w:rPr>
+              <w:t>월</w:t>
+            </w:r>
+            <w:r>
+              <w:rPr>
+                <w:rFonts w:ascii="Times New Roman" w:hint="eastAsia"/>
+                <w:sz w:val="24"/>
+              </w:rPr>
+              <w:t xml:space="preserve"> 1</w:t>
+            </w:r>
+            <w:r>
+              <w:rPr>
+                <w:rFonts w:ascii="Times New Roman" w:hint="eastAsia"/>
+                <w:sz w:val="24"/>
+              </w:rPr>
+              <w:t>일</w:t>
+            </w:r>
           </w:p>
         </w:tc>
       </w:tr>
@@ -7821,39 +7437,12 @@
                 <w:sz w:val="24"/>
               </w:rPr>
             </w:pPr>
-            <w:proofErr w:type="spellStart"/>
-            <w:proofErr w:type="gramStart"/>
-            <w:r>
-              <w:rPr>
-                <w:rFonts w:hint="eastAsia"/>
-                <w:sz w:val="24"/>
-              </w:rPr>
-              <w:t>고은채</w:t>
-            </w:r>
-            <w:proofErr w:type="spellEnd"/>
-            <w:proofErr w:type="gramEnd"/>
-            <w:r>
-              <w:rPr>
-                <w:rFonts w:hint="eastAsia"/>
-                <w:sz w:val="24"/>
-              </w:rPr>
-              <w:t xml:space="preserve">, 김동준, </w:t>
-            </w:r>
-            <w:proofErr w:type="spellStart"/>
-            <w:r>
-              <w:rPr>
-                <w:rFonts w:hint="eastAsia"/>
-                <w:sz w:val="24"/>
-              </w:rPr>
-              <w:t>김재학</w:t>
-            </w:r>
-            <w:proofErr w:type="spellEnd"/>
-            <w:r>
-              <w:rPr>
-                <w:rFonts w:hint="eastAsia"/>
-                <w:sz w:val="24"/>
-              </w:rPr>
-              <w:t>, 김지훈, 백승도</w:t>
+            <w:r>
+              <w:rPr>
+                <w:rFonts w:hint="eastAsia"/>
+                <w:sz w:val="24"/>
+              </w:rPr>
+              <w:t>고은채, 김동준, 김재학, 김지훈, 백승도</w:t>
             </w:r>
           </w:p>
         </w:tc>
@@ -8195,19 +7784,17 @@
               </w:tabs>
               <w:spacing w:before="1"/>
               <w:rPr>
+                <w:sz w:val="24"/>
+              </w:rPr>
+            </w:pPr>
+            <w:r>
+              <w:rPr>
+                <w:rFonts w:hint="eastAsia"/>
                 <w:b/>
                 <w:bCs/>
                 <w:sz w:val="24"/>
               </w:rPr>
-            </w:pPr>
-            <w:r>
-              <w:rPr>
-                <w:rFonts w:hint="eastAsia"/>
-                <w:b/>
-                <w:bCs/>
-                <w:sz w:val="24"/>
-              </w:rPr>
-              <w:t>파생변수 사용</w:t>
+              <w:t>Lag Feature 생성</w:t>
             </w:r>
           </w:p>
           <w:p>
@@ -8231,7 +7818,56 @@
                 <w:rFonts w:hint="eastAsia"/>
                 <w:sz w:val="24"/>
               </w:rPr>
-              <w:t>체감온도, 불쾌지수 등을 사용해보기</w:t>
+              <w:t>어제</w:t>
+            </w:r>
+            <w:r>
+              <w:rPr>
+                <w:rFonts w:hint="eastAsia"/>
+                <w:sz w:val="24"/>
+              </w:rPr>
+              <w:t xml:space="preserve"> </w:t>
+            </w:r>
+            <w:r>
+              <w:rPr>
+                <w:rFonts w:hint="eastAsia"/>
+                <w:sz w:val="24"/>
+              </w:rPr>
+              <w:t>전력량, 2일전</w:t>
+            </w:r>
+            <w:r>
+              <w:rPr>
+                <w:rFonts w:hint="eastAsia"/>
+                <w:sz w:val="24"/>
+              </w:rPr>
+              <w:t xml:space="preserve"> </w:t>
+            </w:r>
+            <w:r>
+              <w:rPr>
+                <w:rFonts w:hint="eastAsia"/>
+                <w:sz w:val="24"/>
+              </w:rPr>
+              <w:t>전력량, 1주일전</w:t>
+            </w:r>
+            <w:r>
+              <w:rPr>
+                <w:rFonts w:hint="eastAsia"/>
+                <w:sz w:val="24"/>
+              </w:rPr>
+              <w:t xml:space="preserve"> </w:t>
+            </w:r>
+            <w:r>
+              <w:rPr>
+                <w:rFonts w:hint="eastAsia"/>
+                <w:sz w:val="24"/>
+              </w:rPr>
+              <w:t>전력량</w:t>
+            </w:r>
+            <w:r>
+              <w:rPr>
+                <w:rFonts w:hint="eastAsia"/>
+                <w:sz w:val="24"/>
+              </w:rPr>
+              <w:t xml:space="preserve"> 등을 사용해보기</w:t>
             </w:r>
           </w:p>
           <w:p>
@@ -8270,7 +7906,7 @@
                 <w:bCs/>
                 <w:sz w:val="24"/>
               </w:rPr>
-              <w:t>Lag Feature 생성</w:t>
+              <w:t>휴일 여부 추가</w:t>
             </w:r>
           </w:p>
           <w:p>
@@ -8294,56 +7930,83 @@
                 <w:rFonts w:hint="eastAsia"/>
                 <w:sz w:val="24"/>
               </w:rPr>
-              <w:t>어제</w:t>
-            </w:r>
-            <w:r>
-              <w:rPr>
-                <w:rFonts w:hint="eastAsia"/>
-                <w:sz w:val="24"/>
-              </w:rPr>
-              <w:t xml:space="preserve"> </w:t>
-            </w:r>
-            <w:r>
-              <w:rPr>
-                <w:rFonts w:hint="eastAsia"/>
-                <w:sz w:val="24"/>
-              </w:rPr>
-              <w:t>전력량, 2일전</w:t>
-            </w:r>
-            <w:r>
-              <w:rPr>
-                <w:rFonts w:hint="eastAsia"/>
-                <w:sz w:val="24"/>
-              </w:rPr>
-              <w:t xml:space="preserve"> </w:t>
-            </w:r>
-            <w:r>
-              <w:rPr>
-                <w:rFonts w:hint="eastAsia"/>
-                <w:sz w:val="24"/>
-              </w:rPr>
-              <w:t>전력량, 1주일전</w:t>
-            </w:r>
-            <w:r>
-              <w:rPr>
-                <w:rFonts w:hint="eastAsia"/>
-                <w:sz w:val="24"/>
-              </w:rPr>
-              <w:t xml:space="preserve"> </w:t>
-            </w:r>
-            <w:r>
-              <w:rPr>
-                <w:rFonts w:hint="eastAsia"/>
-                <w:sz w:val="24"/>
-              </w:rPr>
-              <w:t>전력량</w:t>
-            </w:r>
-            <w:r>
-              <w:rPr>
-                <w:rFonts w:hint="eastAsia"/>
-                <w:sz w:val="24"/>
-              </w:rPr>
-              <w:t xml:space="preserve"> 등을 사용해보기</w:t>
+              <w:t>각 날짜별 휴일 여부 추가해보기</w:t>
+            </w:r>
+          </w:p>
+          <w:p>
+            <w:pPr>
+              <w:pStyle w:val="TableParagraph"/>
+              <w:tabs>
+                <w:tab w:val="left" w:pos="759"/>
+                <w:tab w:val="left" w:pos="760"/>
+              </w:tabs>
+              <w:spacing w:before="1"/>
+              <w:rPr>
+                <w:sz w:val="24"/>
+              </w:rPr>
+            </w:pPr>
+          </w:p>
+          <w:p>
+            <w:pPr>
+              <w:pStyle w:val="TableParagraph"/>
+              <w:numPr>
+                <w:ilvl w:val="0"/>
+                <w:numId w:val="4"/>
+              </w:numPr>
+              <w:tabs>
+                <w:tab w:val="left" w:pos="759"/>
+                <w:tab w:val="left" w:pos="760"/>
+              </w:tabs>
+              <w:spacing w:before="1"/>
+              <w:rPr>
+                <w:sz w:val="24"/>
+              </w:rPr>
+            </w:pPr>
+            <w:r>
+              <w:rPr>
+                <w:rFonts w:hint="eastAsia"/>
+                <w:b/>
+                <w:bCs/>
+                <w:sz w:val="24"/>
+              </w:rPr>
+              <w:t>Embedding Layer 사용</w:t>
+            </w:r>
+          </w:p>
+          <w:p>
+            <w:pPr>
+              <w:pStyle w:val="TableParagraph"/>
+              <w:numPr>
+                <w:ilvl w:val="1"/>
+                <w:numId w:val="4"/>
+              </w:numPr>
+              <w:tabs>
+                <w:tab w:val="left" w:pos="759"/>
+                <w:tab w:val="left" w:pos="760"/>
+              </w:tabs>
+              <w:spacing w:before="1"/>
+              <w:rPr>
+                <w:sz w:val="24"/>
+              </w:rPr>
+            </w:pPr>
+            <w:r>
+              <w:rPr>
+                <w:rFonts w:hint="eastAsia"/>
+                <w:sz w:val="24"/>
+              </w:rPr>
+              <w:t xml:space="preserve">원핫인코딩이 아닌 </w:t>
+            </w:r>
+            <w:r>
+              <w:rPr>
+                <w:sz w:val="24"/>
+              </w:rPr>
+              <w:t>embedding</w:t>
+            </w:r>
+            <w:r>
+              <w:rPr>
+                <w:rFonts w:hint="eastAsia"/>
+                <w:sz w:val="24"/>
+              </w:rPr>
+              <w:t xml:space="preserve"> layer를 사용해ㅔ보기</w:t>
             </w:r>
           </w:p>
           <w:p>
@@ -8377,12 +8040,11 @@
             </w:pPr>
             <w:r>
               <w:rPr>
-                <w:rFonts w:hint="eastAsia"/>
                 <w:b/>
                 <w:bCs/>
                 <w:sz w:val="24"/>
               </w:rPr>
-              <w:t>주성분분석 이용</w:t>
+              <w:t>활용 장비 및 도구</w:t>
             </w:r>
           </w:p>
           <w:p>
@@ -8403,55 +8065,9 @@
             </w:pPr>
             <w:r>
               <w:rPr>
-                <w:rFonts w:hint="eastAsia"/>
-                <w:sz w:val="24"/>
-              </w:rPr>
-              <w:t>PCA</w:t>
-            </w:r>
-            <w:r>
-              <w:rPr>
-                <w:rFonts w:hint="eastAsia"/>
-                <w:sz w:val="24"/>
-              </w:rPr>
-              <w:t>를 이용해 변수 차원을 줄여보기</w:t>
-            </w:r>
-          </w:p>
-          <w:p>
-            <w:pPr>
-              <w:pStyle w:val="TableParagraph"/>
-              <w:tabs>
-                <w:tab w:val="left" w:pos="759"/>
-                <w:tab w:val="left" w:pos="760"/>
-              </w:tabs>
-              <w:spacing w:before="1"/>
-              <w:rPr>
-                <w:sz w:val="24"/>
-              </w:rPr>
-            </w:pPr>
-          </w:p>
-          <w:p>
-            <w:pPr>
-              <w:pStyle w:val="TableParagraph"/>
-              <w:numPr>
-                <w:ilvl w:val="0"/>
-                <w:numId w:val="5"/>
-              </w:numPr>
-              <w:tabs>
-                <w:tab w:val="left" w:pos="759"/>
-                <w:tab w:val="left" w:pos="760"/>
-              </w:tabs>
-              <w:spacing w:before="1"/>
-              <w:rPr>
-                <w:sz w:val="24"/>
-              </w:rPr>
-            </w:pPr>
-            <w:r>
-              <w:rPr>
-                <w:b/>
-                <w:bCs/>
-                <w:sz w:val="24"/>
-              </w:rPr>
-              <w:t>활용 장비 및 도구</w:t>
+                <w:sz w:val="24"/>
+              </w:rPr>
+              <w:t>개발 언어 : Python</w:t>
             </w:r>
           </w:p>
           <w:p>
@@ -8472,43 +8088,6 @@
             </w:pPr>
             <w:r>
               <w:rPr>
-                <w:sz w:val="24"/>
-              </w:rPr>
-              <w:t xml:space="preserve">개발 </w:t>
-            </w:r>
-            <w:proofErr w:type="gramStart"/>
-            <w:r>
-              <w:rPr>
-                <w:sz w:val="24"/>
-              </w:rPr>
-              <w:t>언어 :</w:t>
-            </w:r>
-            <w:proofErr w:type="gramEnd"/>
-            <w:r>
-              <w:rPr>
-                <w:sz w:val="24"/>
-              </w:rPr>
-              <w:t xml:space="preserve"> Python</w:t>
-            </w:r>
-          </w:p>
-          <w:p>
-            <w:pPr>
-              <w:pStyle w:val="TableParagraph"/>
-              <w:numPr>
-                <w:ilvl w:val="1"/>
-                <w:numId w:val="5"/>
-              </w:numPr>
-              <w:tabs>
-                <w:tab w:val="left" w:pos="759"/>
-                <w:tab w:val="left" w:pos="760"/>
-              </w:tabs>
-              <w:spacing w:before="1"/>
-              <w:rPr>
-                <w:sz w:val="24"/>
-              </w:rPr>
-            </w:pPr>
-            <w:r>
-              <w:rPr>
                 <w:rFonts w:hint="eastAsia"/>
                 <w:sz w:val="24"/>
               </w:rPr>
@@ -8518,21 +8097,7 @@
               <w:rPr>
                 <w:sz w:val="24"/>
               </w:rPr>
-              <w:t xml:space="preserve">요 </w:t>
-            </w:r>
-            <w:proofErr w:type="gramStart"/>
-            <w:r>
-              <w:rPr>
-                <w:sz w:val="24"/>
-              </w:rPr>
-              <w:t>라이브러리 :</w:t>
-            </w:r>
-            <w:proofErr w:type="gramEnd"/>
-            <w:r>
-              <w:rPr>
-                <w:sz w:val="24"/>
-              </w:rPr>
-              <w:t xml:space="preserve"> Pandas, NumPy,</w:t>
+              <w:t>요 라이브러리 : Pandas, NumPy,</w:t>
             </w:r>
             <w:r>
               <w:rPr>
@@ -8552,17 +8117,8 @@
                 <w:rFonts w:hint="eastAsia"/>
                 <w:sz w:val="24"/>
               </w:rPr>
-              <w:t xml:space="preserve">, </w:t>
-            </w:r>
-            <w:proofErr w:type="spellStart"/>
-            <w:r>
-              <w:rPr>
-                <w:rFonts w:hint="eastAsia"/>
-                <w:sz w:val="24"/>
-              </w:rPr>
-              <w:t>tensorflow</w:t>
-            </w:r>
-            <w:proofErr w:type="spellEnd"/>
+              <w:t>, tensorflow</w:t>
+            </w:r>
           </w:p>
         </w:tc>
       </w:tr>
@@ -8925,7 +8481,6 @@
                 <w:sz w:val="20"/>
               </w:rPr>
             </w:pPr>
-            <w:proofErr w:type="spellStart"/>
             <w:r>
               <w:rPr>
                 <w:b/>
@@ -8934,7 +8489,6 @@
               </w:rPr>
               <w:t>팀명</w:t>
             </w:r>
-            <w:proofErr w:type="spellEnd"/>
           </w:p>
         </w:tc>
         <w:tc>
@@ -9040,10 +8594,38 @@
               <w:pStyle w:val="TableParagraph"/>
               <w:jc w:val="center"/>
               <w:rPr>
-                <w:rFonts w:ascii="Times New Roman"/>
-                <w:sz w:val="24"/>
-              </w:rPr>
-            </w:pPr>
+                <w:rFonts w:ascii="Times New Roman" w:hint="eastAsia"/>
+                <w:sz w:val="24"/>
+              </w:rPr>
+            </w:pPr>
+            <w:r>
+              <w:rPr>
+                <w:rFonts w:ascii="Times New Roman" w:hint="eastAsia"/>
+                <w:sz w:val="24"/>
+              </w:rPr>
+              <w:t>1</w:t>
+            </w:r>
+            <w:r>
+              <w:rPr>
+                <w:rFonts w:ascii="Times New Roman" w:hint="eastAsia"/>
+                <w:sz w:val="24"/>
+              </w:rPr>
+              <w:t>월</w:t>
+            </w:r>
+            <w:r>
+              <w:rPr>
+                <w:rFonts w:ascii="Times New Roman" w:hint="eastAsia"/>
+                <w:sz w:val="24"/>
+              </w:rPr>
+              <w:t xml:space="preserve"> 5</w:t>
+            </w:r>
+            <w:r>
+              <w:rPr>
+                <w:rFonts w:ascii="Times New Roman" w:hint="eastAsia"/>
+                <w:sz w:val="24"/>
+              </w:rPr>
+              <w:t>일</w:t>
+            </w:r>
           </w:p>
         </w:tc>
       </w:tr>
@@ -9100,39 +8682,12 @@
                 <w:sz w:val="24"/>
               </w:rPr>
             </w:pPr>
-            <w:proofErr w:type="spellStart"/>
-            <w:proofErr w:type="gramStart"/>
-            <w:r>
-              <w:rPr>
-                <w:rFonts w:hint="eastAsia"/>
-                <w:sz w:val="24"/>
-              </w:rPr>
-              <w:t>고은채</w:t>
-            </w:r>
-            <w:proofErr w:type="spellEnd"/>
-            <w:proofErr w:type="gramEnd"/>
-            <w:r>
-              <w:rPr>
-                <w:rFonts w:hint="eastAsia"/>
-                <w:sz w:val="24"/>
-              </w:rPr>
-              <w:t xml:space="preserve">, 김동준, </w:t>
-            </w:r>
-            <w:proofErr w:type="spellStart"/>
-            <w:r>
-              <w:rPr>
-                <w:rFonts w:hint="eastAsia"/>
-                <w:sz w:val="24"/>
-              </w:rPr>
-              <w:t>김재학</w:t>
-            </w:r>
-            <w:proofErr w:type="spellEnd"/>
-            <w:r>
-              <w:rPr>
-                <w:rFonts w:hint="eastAsia"/>
-                <w:sz w:val="24"/>
-              </w:rPr>
-              <w:t>, 김지훈, 백승도</w:t>
+            <w:r>
+              <w:rPr>
+                <w:rFonts w:hint="eastAsia"/>
+                <w:sz w:val="24"/>
+              </w:rPr>
+              <w:t>고은채, 김동준, 김재학, 김지훈, 백승도</w:t>
             </w:r>
           </w:p>
         </w:tc>
@@ -9642,21 +9197,7 @@
               <w:rPr>
                 <w:sz w:val="24"/>
               </w:rPr>
-              <w:t xml:space="preserve">개발 </w:t>
-            </w:r>
-            <w:proofErr w:type="gramStart"/>
-            <w:r>
-              <w:rPr>
-                <w:sz w:val="24"/>
-              </w:rPr>
-              <w:t>언어 :</w:t>
-            </w:r>
-            <w:proofErr w:type="gramEnd"/>
-            <w:r>
-              <w:rPr>
-                <w:sz w:val="24"/>
-              </w:rPr>
-              <w:t xml:space="preserve"> Python</w:t>
+              <w:t>개발 언어 : Python</w:t>
             </w:r>
           </w:p>
           <w:p>
@@ -9686,21 +9227,7 @@
               <w:rPr>
                 <w:sz w:val="24"/>
               </w:rPr>
-              <w:t xml:space="preserve">요 </w:t>
-            </w:r>
-            <w:proofErr w:type="gramStart"/>
-            <w:r>
-              <w:rPr>
-                <w:sz w:val="24"/>
-              </w:rPr>
-              <w:t>라이브러리 :</w:t>
-            </w:r>
-            <w:proofErr w:type="gramEnd"/>
-            <w:r>
-              <w:rPr>
-                <w:sz w:val="24"/>
-              </w:rPr>
-              <w:t xml:space="preserve"> </w:t>
+              <w:t xml:space="preserve">요 라이브러리 : </w:t>
             </w:r>
             <w:r>
               <w:rPr>
@@ -9733,21 +9260,12 @@
               </w:rPr>
               <w:t xml:space="preserve">PPT </w:t>
             </w:r>
-            <w:proofErr w:type="gramStart"/>
-            <w:r>
-              <w:rPr>
-                <w:rFonts w:hint="eastAsia"/>
-                <w:sz w:val="24"/>
-              </w:rPr>
-              <w:t>도구 :</w:t>
-            </w:r>
-            <w:proofErr w:type="gramEnd"/>
-            <w:r>
-              <w:rPr>
-                <w:rFonts w:hint="eastAsia"/>
-                <w:sz w:val="24"/>
-              </w:rPr>
-              <w:t xml:space="preserve"> PowerPoint</w:t>
+            <w:r>
+              <w:rPr>
+                <w:rFonts w:hint="eastAsia"/>
+                <w:sz w:val="24"/>
+              </w:rPr>
+              <w:t>도구 : PowerPoint</w:t>
             </w:r>
           </w:p>
         </w:tc>
